--- a/example-scripts/ames-guide/ames-guide.docx
+++ b/example-scripts/ames-guide/ames-guide.docx
@@ -32,11 +32,7 @@
       </w:pPr>
       <w:r>
         <w:rPr/>
-        <w:t xml:space="preserve">ISSUE </w:t>
-      </w:r>
-      <w:r>
-        <w:rPr/>
-        <w:t>VII</w:t>
+        <w:t>ISSUE VII</w:t>
       </w:r>
     </w:p>
     <w:p>
@@ -49,24 +45,9 @@
       </w:pPr>
       <w:r>
         <w:rPr/>
-        <w:t>Author</w:t>
-      </w:r>
-      <w:r>
-        <w:rPr/>
-        <w:t>: Lewis Carroll</w:t>
+        <w:t>Author: Lewis Carroll</w:t>
         <w:br/>
-      </w:r>
-      <w:r>
-        <w:rPr/>
-        <w:t>Adaptation</w:t>
-      </w:r>
-      <w:r>
-        <w:rPr/>
-        <w:t xml:space="preserve">: </w:t>
-      </w:r>
-      <w:r>
-        <w:rPr/>
-        <w:t>Tam HK★TMK P.</w:t>
+        <w:t>Adaptation: Tam HK★TMK P.</w:t>
       </w:r>
     </w:p>
     <w:p>
@@ -77,11 +58,7 @@
       </w:pPr>
       <w:r>
         <w:rPr/>
-        <w:t xml:space="preserve">Date: </w:t>
-      </w:r>
-      <w:r>
-        <w:rPr/>
-        <w:t>2026-06-11</w:t>
+        <w:t>Date: 2026-06-11</w:t>
       </w:r>
     </w:p>
     <w:p>
@@ -109,25 +86,14 @@
       <w:pPr>
         <w:pStyle w:val="PageInfo"/>
         <w:bidi w:val="0"/>
-        <w:ind w:hanging="0" w:start="0"/>
-        <w:jc w:val="start"/>
-        <w:rPr/>
-      </w:pPr>
-      <w:r>
-        <w:rPr/>
-        <w:t xml:space="preserve">(L) - </w:t>
-      </w:r>
-      <w:r>
-        <w:rPr/>
-        <w:t>4</w:t>
-      </w:r>
-      <w:r>
-        <w:rPr/>
-        <w:t xml:space="preserve"> Panel</w:t>
-      </w:r>
-      <w:r>
-        <w:rPr/>
-        <w:t>s</w:t>
+        <w:spacing w:before="0" w:after="122"/>
+        <w:ind w:hanging="0" w:start="0"/>
+        <w:jc w:val="start"/>
+        <w:rPr/>
+      </w:pPr>
+      <w:r>
+        <w:rPr/>
+        <w:t>(L) - 4 Panels</w:t>
       </w:r>
     </w:p>
     <w:p>
@@ -140,36 +106,26 @@
       </w:pPr>
       <w:r>
         <w:rPr/>
-        <w:t>Wide, establishing shot of the March Hare’s house</w:t>
-      </w:r>
-      <w:r>
-        <w:rPr/>
-        <w:t xml:space="preserve">. </w:t>
-      </w:r>
-      <w:r>
-        <w:rPr/>
-        <w:t>The chimneys are shaped like rabbit ears, and the roof is thickly thatched with layers of rabbit fur. A large tree frames a garden with a long wooden table, chaotically mismatched teacups and silverware. The Dormouse, asleep, sits between the March Hare and the Mad Hatter along the length of the table.</w:t>
+        <w:t>Wide, establishing shot of the March Hare’s house. The chimneys are shaped like rabbit ears, and the roof is thickly thatched with layers of rabbit fur. A large tree frames a garden with a long wooden table, chaotically mismatched teacups and silverware. The Dormouse, asleep, sits between the March Hare and the Mad Hatter along the length of the table.</w:t>
       </w:r>
     </w:p>
     <w:p>
       <w:pPr>
         <w:pStyle w:val="CaptionSource"/>
         <w:bidi w:val="0"/>
-        <w:rPr/>
-      </w:pPr>
-      <w:r>
-        <w:rPr/>
-        <w:t>C</w:t>
-      </w:r>
-      <w:r>
-        <w:rPr/>
-        <w:t>aption</w:t>
+        <w:ind w:hanging="0" w:start="0"/>
+        <w:rPr/>
+      </w:pPr>
+      <w:r>
+        <w:rPr/>
+        <w:t>Caption</w:t>
       </w:r>
     </w:p>
     <w:p>
       <w:pPr>
         <w:pStyle w:val="CaptionText"/>
         <w:bidi w:val="0"/>
+        <w:ind w:hanging="0" w:start="720" w:end="720"/>
         <w:jc w:val="start"/>
         <w:rPr/>
       </w:pPr>
@@ -195,6 +151,7 @@
       <w:pPr>
         <w:pStyle w:val="SFXSource"/>
         <w:bidi w:val="0"/>
+        <w:ind w:hanging="0" w:start="0"/>
         <w:rPr/>
       </w:pPr>
       <w:r>
@@ -206,6 +163,7 @@
       <w:pPr>
         <w:pStyle w:val="SFXText"/>
         <w:bidi w:val="0"/>
+        <w:ind w:hanging="0" w:start="720" w:end="720"/>
         <w:jc w:val="start"/>
         <w:rPr/>
       </w:pPr>
@@ -218,6 +176,7 @@
       <w:pPr>
         <w:pStyle w:val="SFXText"/>
         <w:bidi w:val="0"/>
+        <w:ind w:hanging="0" w:start="720" w:end="720"/>
         <w:jc w:val="start"/>
         <w:rPr/>
       </w:pPr>
@@ -236,25 +195,14 @@
       </w:pPr>
       <w:r>
         <w:rPr/>
-        <w:t xml:space="preserve">Medium shot of </w:t>
-      </w:r>
-      <w:r>
-        <w:rPr/>
-        <w:t>Alice tak</w:t>
-      </w:r>
-      <w:r>
-        <w:rPr/>
-        <w:t>ing</w:t>
-      </w:r>
-      <w:r>
-        <w:rPr/>
-        <w:t xml:space="preserve"> in the scene, bewildered and intrigued.</w:t>
+        <w:t>Medium shot of Alice taking in the scene, bewildered and intrigued.</w:t>
       </w:r>
     </w:p>
     <w:p>
       <w:pPr>
         <w:pStyle w:val="Speaker"/>
         <w:bidi w:val="0"/>
+        <w:ind w:hanging="0" w:start="0"/>
         <w:rPr/>
       </w:pPr>
       <w:r>
@@ -270,7 +218,7 @@
           <w:numId w:val="2"/>
         </w:numPr>
         <w:bidi w:val="0"/>
-        <w:ind w:hanging="0"/>
+        <w:ind w:hanging="0" w:start="446" w:end="720"/>
         <w:jc w:val="start"/>
         <w:rPr/>
       </w:pPr>
@@ -287,7 +235,7 @@
           <w:numId w:val="2"/>
         </w:numPr>
         <w:bidi w:val="0"/>
-        <w:ind w:hanging="0"/>
+        <w:ind w:hanging="0" w:start="446" w:end="720"/>
         <w:jc w:val="start"/>
         <w:rPr/>
       </w:pPr>
@@ -323,17 +271,14 @@
       </w:pPr>
       <w:r>
         <w:rPr/>
-        <w:t xml:space="preserve">The Mad Hatter and the March Hare quickly turn their gaze to Alice, shouting and waking up the Dormouse. </w:t>
-      </w:r>
-      <w:r>
-        <w:rPr/>
-        <w:t>All four are in view as Alice approaches the table.</w:t>
+        <w:t>The Mad Hatter and the March Hare quickly turn their gaze to Alice, shouting and waking up the Dormouse. All four are in view as Alice approaches the table.</w:t>
       </w:r>
     </w:p>
     <w:p>
       <w:pPr>
         <w:pStyle w:val="Speaker"/>
         <w:bidi w:val="0"/>
+        <w:ind w:hanging="0" w:start="0"/>
         <w:rPr/>
       </w:pPr>
       <w:r>
@@ -349,7 +294,7 @@
           <w:numId w:val="2"/>
         </w:numPr>
         <w:bidi w:val="0"/>
-        <w:ind w:hanging="0"/>
+        <w:ind w:hanging="0" w:start="446" w:end="720"/>
         <w:jc w:val="start"/>
         <w:rPr/>
       </w:pPr>
@@ -370,17 +315,14 @@
       <w:pPr>
         <w:pStyle w:val="PageInfo"/>
         <w:bidi w:val="0"/>
-        <w:ind w:hanging="0" w:start="0"/>
-        <w:jc w:val="start"/>
-        <w:rPr/>
-      </w:pPr>
-      <w:r>
-        <w:rPr/>
-        <w:t xml:space="preserve">(R) – </w:t>
-      </w:r>
-      <w:r>
-        <w:rPr/>
-        <w:t>5 Panels</w:t>
+        <w:spacing w:before="0" w:after="122"/>
+        <w:ind w:hanging="0" w:start="0"/>
+        <w:jc w:val="start"/>
+        <w:rPr/>
+      </w:pPr>
+      <w:r>
+        <w:rPr/>
+        <w:t>(R) – 5 Panels</w:t>
       </w:r>
     </w:p>
     <w:p>
@@ -393,17 +335,14 @@
       </w:pPr>
       <w:r>
         <w:rPr/>
-        <w:t xml:space="preserve">The camera is behind the Hatter and the Hare, who look at each other in surprise, while Alice huffingly plops down into a large armchair at the end of the table. </w:t>
-      </w:r>
-      <w:r>
-        <w:rPr/>
-        <w:t>The Dormouse is asleep again.</w:t>
+        <w:t>The camera is behind the Hatter and the Hare, who look at each other in surprise, while Alice huffingly plops down into a large armchair at the end of the table. The Dormouse is asleep again.</w:t>
       </w:r>
     </w:p>
     <w:p>
       <w:pPr>
         <w:pStyle w:val="Speaker"/>
         <w:bidi w:val="0"/>
+        <w:ind w:hanging="0" w:start="0"/>
         <w:rPr/>
       </w:pPr>
       <w:r>
@@ -416,10 +355,10 @@
         <w:pStyle w:val="Dialog"/>
         <w:numPr>
           <w:ilvl w:val="0"/>
-          <w:numId w:val="3"/>
-        </w:numPr>
-        <w:bidi w:val="0"/>
-        <w:ind w:hanging="0"/>
+          <w:numId w:val="7"/>
+        </w:numPr>
+        <w:bidi w:val="0"/>
+        <w:ind w:hanging="0" w:start="446" w:end="720"/>
         <w:jc w:val="start"/>
         <w:rPr/>
       </w:pPr>
@@ -456,58 +395,19 @@
       </w:pPr>
       <w:r>
         <w:rPr/>
-        <w:t>The March Hare’</w:t>
-      </w:r>
-      <w:r>
-        <w:rPr/>
-        <w:t>s hand</w:t>
-      </w:r>
-      <w:r>
-        <w:rPr/>
-        <w:t xml:space="preserve"> </w:t>
-      </w:r>
-      <w:r>
-        <w:rPr/>
-        <w:t>gestures</w:t>
-      </w:r>
-      <w:r>
-        <w:rPr/>
-        <w:t xml:space="preserve"> </w:t>
-      </w:r>
-      <w:r>
-        <w:rPr/>
-        <w:t>to a wineless table</w:t>
-      </w:r>
-      <w:r>
-        <w:rPr/>
-        <w:t xml:space="preserve">. </w:t>
-      </w:r>
-      <w:r>
-        <w:rPr/>
-        <w:t xml:space="preserve">Alice looks at </w:t>
-      </w:r>
-      <w:r>
-        <w:rPr/>
-        <w:t>his hand</w:t>
-      </w:r>
-      <w:r>
-        <w:rPr/>
-        <w:t xml:space="preserve"> with a cocked eyebrow.</w:t>
+        <w:t>The March Hare’s hand gestures to a wineless table. Alice looks at his hand with a cocked eyebrow.</w:t>
       </w:r>
     </w:p>
     <w:p>
       <w:pPr>
         <w:pStyle w:val="Speaker"/>
         <w:bidi w:val="0"/>
-        <w:rPr/>
-      </w:pPr>
-      <w:r>
-        <w:rPr/>
-        <w:t xml:space="preserve">March Hare </w:t>
-      </w:r>
-      <w:r>
-        <w:rPr/>
-        <w:t>(off)</w:t>
+        <w:ind w:hanging="0" w:start="0"/>
+        <w:rPr/>
+      </w:pPr>
+      <w:r>
+        <w:rPr/>
+        <w:t>March Hare (off)</w:t>
       </w:r>
     </w:p>
     <w:p>
@@ -518,7 +418,7 @@
           <w:numId w:val="2"/>
         </w:numPr>
         <w:bidi w:val="0"/>
-        <w:ind w:hanging="0"/>
+        <w:ind w:hanging="0" w:start="446" w:end="720"/>
         <w:jc w:val="start"/>
         <w:rPr/>
       </w:pPr>
@@ -531,6 +431,7 @@
       <w:pPr>
         <w:pStyle w:val="Speaker"/>
         <w:bidi w:val="0"/>
+        <w:ind w:hanging="0" w:start="0"/>
         <w:rPr/>
       </w:pPr>
       <w:r>
@@ -546,7 +447,7 @@
           <w:numId w:val="2"/>
         </w:numPr>
         <w:bidi w:val="0"/>
-        <w:ind w:hanging="0"/>
+        <w:ind w:hanging="0" w:start="446" w:end="720"/>
         <w:jc w:val="start"/>
         <w:rPr/>
       </w:pPr>
@@ -559,15 +460,12 @@
       <w:pPr>
         <w:pStyle w:val="Speaker"/>
         <w:bidi w:val="0"/>
-        <w:rPr/>
-      </w:pPr>
-      <w:r>
-        <w:rPr/>
-        <w:t xml:space="preserve">March Hare </w:t>
-      </w:r>
-      <w:r>
-        <w:rPr/>
-        <w:t>(off)</w:t>
+        <w:ind w:hanging="0" w:start="0"/>
+        <w:rPr/>
+      </w:pPr>
+      <w:r>
+        <w:rPr/>
+        <w:t>March Hare (off)</w:t>
       </w:r>
     </w:p>
     <w:p>
@@ -578,7 +476,7 @@
           <w:numId w:val="2"/>
         </w:numPr>
         <w:bidi w:val="0"/>
-        <w:ind w:hanging="0"/>
+        <w:ind w:hanging="0" w:start="446" w:end="720"/>
         <w:jc w:val="start"/>
         <w:rPr/>
       </w:pPr>
@@ -597,17 +495,14 @@
       </w:pPr>
       <w:r>
         <w:rPr/>
-        <w:t xml:space="preserve">Alice angered, crosses her arms. </w:t>
-      </w:r>
-      <w:r>
-        <w:rPr/>
-        <w:t>Medium shot.</w:t>
+        <w:t>Alice angered, crosses her arms. Medium shot.</w:t>
       </w:r>
     </w:p>
     <w:p>
       <w:pPr>
         <w:pStyle w:val="Speaker"/>
         <w:bidi w:val="0"/>
+        <w:ind w:hanging="0" w:start="0"/>
         <w:rPr/>
       </w:pPr>
       <w:r>
@@ -623,7 +518,7 @@
           <w:numId w:val="2"/>
         </w:numPr>
         <w:bidi w:val="0"/>
-        <w:ind w:hanging="0"/>
+        <w:ind w:hanging="0" w:start="446" w:end="720"/>
         <w:jc w:val="start"/>
         <w:rPr/>
       </w:pPr>
@@ -662,6 +557,7 @@
       <w:pPr>
         <w:pStyle w:val="Speaker"/>
         <w:bidi w:val="0"/>
+        <w:ind w:hanging="0" w:start="0"/>
         <w:rPr/>
       </w:pPr>
       <w:r>
@@ -677,7 +573,7 @@
           <w:numId w:val="2"/>
         </w:numPr>
         <w:bidi w:val="0"/>
-        <w:ind w:hanging="0"/>
+        <w:ind w:hanging="0" w:start="446" w:end="720"/>
         <w:jc w:val="start"/>
         <w:rPr/>
       </w:pPr>
@@ -716,6 +612,7 @@
       <w:pPr>
         <w:pStyle w:val="Speaker"/>
         <w:bidi w:val="0"/>
+        <w:ind w:hanging="0" w:start="0"/>
         <w:rPr/>
       </w:pPr>
       <w:r>
@@ -731,7 +628,7 @@
           <w:numId w:val="2"/>
         </w:numPr>
         <w:bidi w:val="0"/>
-        <w:ind w:hanging="0"/>
+        <w:ind w:hanging="0" w:start="446" w:end="720"/>
         <w:jc w:val="start"/>
         <w:rPr/>
       </w:pPr>
@@ -751,6 +648,7 @@
       <w:pPr>
         <w:pStyle w:val="PageInfo"/>
         <w:bidi w:val="0"/>
+        <w:spacing w:before="0" w:after="122"/>
         <w:ind w:hanging="0" w:start="0"/>
         <w:jc w:val="start"/>
         <w:rPr/>
@@ -770,33 +668,14 @@
       </w:pPr>
       <w:r>
         <w:rPr/>
-        <w:t xml:space="preserve">Alice stands, propped up by her arms on the table for support, leaning towards the three partyers. The March Hare </w:t>
-      </w:r>
-      <w:r>
-        <w:rPr/>
-        <w:t xml:space="preserve">is caught </w:t>
-      </w:r>
-      <w:r>
-        <w:rPr/>
-        <w:t>off-guard, and</w:t>
-      </w:r>
-      <w:r>
-        <w:rPr/>
-        <w:t xml:space="preserve"> the Dormouse </w:t>
-      </w:r>
-      <w:r>
-        <w:rPr/>
-        <w:t>is snoring out anime snot bubbles</w:t>
-      </w:r>
-      <w:r>
-        <w:rPr/>
-        <w:t>.</w:t>
+        <w:t>Alice stands, propped up by her arms on the table for support, leaning towards the three partyers. The March Hare is caught off-guard, and the Dormouse is snoring out anime snot bubbles.</w:t>
       </w:r>
     </w:p>
     <w:p>
       <w:pPr>
         <w:pStyle w:val="Speaker"/>
         <w:bidi w:val="0"/>
+        <w:ind w:hanging="0" w:start="0"/>
         <w:rPr/>
       </w:pPr>
       <w:r>
@@ -809,10 +688,10 @@
         <w:pStyle w:val="Dialog"/>
         <w:numPr>
           <w:ilvl w:val="0"/>
-          <w:numId w:val="4"/>
-        </w:numPr>
-        <w:bidi w:val="0"/>
-        <w:ind w:hanging="0"/>
+          <w:numId w:val="8"/>
+        </w:numPr>
+        <w:bidi w:val="0"/>
+        <w:ind w:hanging="0" w:start="446" w:end="720"/>
         <w:rPr/>
       </w:pPr>
       <w:r>
@@ -841,7 +720,7 @@
           <w:numId w:val="2"/>
         </w:numPr>
         <w:bidi w:val="0"/>
-        <w:ind w:hanging="0"/>
+        <w:ind w:hanging="0" w:start="446" w:end="720"/>
         <w:rPr/>
       </w:pPr>
       <w:r>
@@ -880,17 +759,14 @@
       </w:pPr>
       <w:r>
         <w:rPr/>
-        <w:t xml:space="preserve">The Mad Hatter interjects, plainly; studying Alice through squinted eyes and furrowed brows. </w:t>
-      </w:r>
-      <w:r>
-        <w:rPr/>
-        <w:t>Medium shot.</w:t>
+        <w:t>The Mad Hatter interjects, plainly; studying Alice through squinted eyes and furrowed brows. Medium shot.</w:t>
       </w:r>
     </w:p>
     <w:p>
       <w:pPr>
         <w:pStyle w:val="Speaker"/>
         <w:bidi w:val="0"/>
+        <w:ind w:hanging="0" w:start="0"/>
         <w:rPr/>
       </w:pPr>
       <w:r>
@@ -906,7 +782,7 @@
           <w:numId w:val="2"/>
         </w:numPr>
         <w:bidi w:val="0"/>
-        <w:ind w:hanging="0"/>
+        <w:ind w:hanging="0" w:start="446" w:end="720"/>
         <w:jc w:val="start"/>
         <w:rPr/>
       </w:pPr>
@@ -932,6 +808,7 @@
       <w:pPr>
         <w:pStyle w:val="Speaker"/>
         <w:bidi w:val="0"/>
+        <w:ind w:hanging="0" w:start="0"/>
         <w:rPr/>
       </w:pPr>
       <w:r>
@@ -943,6 +820,7 @@
       <w:pPr>
         <w:pStyle w:val="Speaker"/>
         <w:bidi w:val="0"/>
+        <w:ind w:hanging="0" w:start="0"/>
         <w:rPr/>
       </w:pPr>
       <w:r>
@@ -960,21 +838,14 @@
       </w:pPr>
       <w:r>
         <w:rPr/>
-        <w:t xml:space="preserve">Repeat panel </w:t>
-      </w:r>
-      <w:r>
-        <w:rPr/>
-        <w:t>and art</w:t>
-      </w:r>
-      <w:r>
-        <w:rPr/>
-        <w:t>, but with angrier brows and a new hand gesture. Alice raises an accusatory finger to point at the Mad Hatter.</w:t>
+        <w:t>Repeat panel and art, but with angrier brows and a new hand gesture. Alice raises an accusatory finger to point at the Mad Hatter.</w:t>
       </w:r>
     </w:p>
     <w:p>
       <w:pPr>
         <w:pStyle w:val="Speaker"/>
         <w:bidi w:val="0"/>
+        <w:ind w:hanging="0" w:start="0"/>
         <w:rPr/>
       </w:pPr>
       <w:r>
@@ -990,29 +861,26 @@
           <w:numId w:val="2"/>
         </w:numPr>
         <w:bidi w:val="0"/>
-        <w:ind w:hanging="0"/>
-        <w:jc w:val="start"/>
-        <w:rPr/>
-      </w:pPr>
-      <w:r>
-        <w:rPr/>
-        <w:t>You should learn not to make personal remarks</w:t>
+        <w:ind w:hanging="0" w:start="446" w:end="720"/>
+        <w:jc w:val="start"/>
+        <w:rPr/>
+      </w:pPr>
+      <w:r>
+        <w:rPr/>
+        <w:t>You should learn not to make personal remarks.</w:t>
       </w:r>
     </w:p>
     <w:p>
       <w:pPr>
         <w:pStyle w:val="Speaker"/>
         <w:bidi w:val="0"/>
+        <w:ind w:hanging="0" w:start="0"/>
         <w:jc w:val="center"/>
         <w:rPr/>
       </w:pPr>
       <w:r>
         <w:rPr/>
-        <w:t xml:space="preserve">Alice </w:t>
-      </w:r>
-      <w:r>
-        <w:rPr/>
-        <w:t>(Aside)</w:t>
+        <w:t>Alice (Aside)</w:t>
       </w:r>
     </w:p>
     <w:p>
@@ -1023,17 +891,13 @@
           <w:numId w:val="2"/>
         </w:numPr>
         <w:bidi w:val="0"/>
-        <w:ind w:hanging="0"/>
-        <w:jc w:val="start"/>
-        <w:rPr/>
-      </w:pPr>
-      <w:r>
-        <w:rPr/>
-        <w:t>I</w:t>
-      </w:r>
-      <w:r>
-        <w:rPr/>
-        <w:t>t’s very rude.</w:t>
+        <w:ind w:hanging="0" w:start="446" w:end="720"/>
+        <w:jc w:val="start"/>
+        <w:rPr/>
+      </w:pPr>
+      <w:r>
+        <w:rPr/>
+        <w:t>It’s very rude.</w:t>
       </w:r>
     </w:p>
     <w:p>
@@ -1052,6 +916,7 @@
       <w:pPr>
         <w:pStyle w:val="Speaker"/>
         <w:bidi w:val="0"/>
+        <w:ind w:hanging="0" w:start="0"/>
         <w:rPr/>
       </w:pPr>
       <w:r>
@@ -1067,7 +932,7 @@
           <w:numId w:val="2"/>
         </w:numPr>
         <w:bidi w:val="0"/>
-        <w:ind w:hanging="0"/>
+        <w:ind w:hanging="0" w:start="446" w:end="720"/>
         <w:jc w:val="start"/>
         <w:rPr/>
       </w:pPr>
@@ -1086,15 +951,7 @@
       </w:pPr>
       <w:r>
         <w:rPr/>
-        <w:t xml:space="preserve">Alice’s face, </w:t>
-      </w:r>
-      <w:r>
-        <w:rPr/>
-        <w:t>mid-expression-</w:t>
-      </w:r>
-      <w:r>
-        <w:rPr/>
-        <w:t>shift into an excited smile.</w:t>
+        <w:t>Alice’s face, mid-expression-shift into an excited smile.</w:t>
       </w:r>
       <w:r>
         <w:br w:type="page"/>
@@ -1104,21 +961,14 @@
       <w:pPr>
         <w:pStyle w:val="PageInfo"/>
         <w:bidi w:val="0"/>
-        <w:ind w:hanging="0" w:start="0"/>
-        <w:jc w:val="start"/>
-        <w:rPr/>
-      </w:pPr>
-      <w:r>
-        <w:rPr/>
-        <w:t xml:space="preserve">(R) - </w:t>
-      </w:r>
-      <w:r>
-        <w:rPr/>
-        <w:t>4</w:t>
-      </w:r>
-      <w:r>
-        <w:rPr/>
-        <w:t xml:space="preserve"> Panels</w:t>
+        <w:spacing w:before="0" w:after="122"/>
+        <w:ind w:hanging="0" w:start="0"/>
+        <w:jc w:val="start"/>
+        <w:rPr/>
+      </w:pPr>
+      <w:r>
+        <w:rPr/>
+        <w:t>(R) - 4 Panels</w:t>
       </w:r>
     </w:p>
     <w:p>
@@ -1143,65 +993,14 @@
       </w:pPr>
       <w:r>
         <w:rPr/>
-        <w:t xml:space="preserve">Overhead shot of the table. Alice </w:t>
-      </w:r>
-      <w:r>
-        <w:rPr/>
-        <w:t xml:space="preserve">comfortably sits back down, </w:t>
-      </w:r>
-      <w:r>
-        <w:rPr/>
-        <w:t>grinning.</w:t>
-      </w:r>
-      <w:r>
-        <w:rPr/>
-        <w:t xml:space="preserve"> </w:t>
-      </w:r>
-      <w:r>
-        <w:rPr/>
-        <w:t>W</w:t>
-      </w:r>
-      <w:r>
-        <w:rPr/>
-        <w:t xml:space="preserve">hile the Mad Hatter and March Hare </w:t>
-      </w:r>
-      <w:r>
-        <w:rPr/>
-        <w:t>have engaged body language</w:t>
-      </w:r>
-      <w:r>
-        <w:rPr/>
-        <w:t xml:space="preserve">, leaning towards </w:t>
-      </w:r>
-      <w:r>
-        <w:rPr/>
-        <w:t>Alice</w:t>
-      </w:r>
-      <w:r>
-        <w:rPr/>
-        <w:t xml:space="preserve">, the Dormouse, </w:t>
-      </w:r>
-      <w:r>
-        <w:rPr/>
-        <w:t>slouching,</w:t>
-      </w:r>
-      <w:r>
-        <w:rPr/>
-        <w:t xml:space="preserve"> </w:t>
-      </w:r>
-      <w:r>
-        <w:rPr/>
-        <w:t>blinks half-liddedly</w:t>
-      </w:r>
-      <w:r>
-        <w:rPr/>
-        <w:t>.</w:t>
+        <w:t>Overhead shot of the table. Alice comfortably sits back down, grinning. While the Mad Hatter and March Hare have engaged body language, leaning towards Alice, the Dormouse, slouching, blinks half-liddedly.</w:t>
       </w:r>
     </w:p>
     <w:p>
       <w:pPr>
         <w:pStyle w:val="Speaker"/>
         <w:bidi w:val="0"/>
+        <w:ind w:hanging="0" w:start="0"/>
         <w:rPr/>
       </w:pPr>
       <w:r>
@@ -1214,10 +1013,10 @@
         <w:pStyle w:val="Dialog"/>
         <w:numPr>
           <w:ilvl w:val="0"/>
-          <w:numId w:val="5"/>
-        </w:numPr>
-        <w:bidi w:val="0"/>
-        <w:ind w:hanging="0"/>
+          <w:numId w:val="9"/>
+        </w:numPr>
+        <w:bidi w:val="0"/>
+        <w:ind w:hanging="0" w:start="446" w:end="720"/>
         <w:rPr/>
       </w:pPr>
       <w:r>
@@ -1244,17 +1043,14 @@
       </w:r>
       <w:r>
         <w:rPr/>
-        <w:t xml:space="preserve"> now!! &lt;</w:t>
-      </w:r>
-      <w:r>
-        <w:rPr/>
-        <w:t>3</w:t>
+        <w:t xml:space="preserve"> now!! &lt;3</w:t>
       </w:r>
     </w:p>
     <w:p>
       <w:pPr>
         <w:pStyle w:val="Speaker"/>
         <w:bidi w:val="0"/>
+        <w:ind w:hanging="0" w:start="0"/>
         <w:rPr/>
       </w:pPr>
       <w:r>
@@ -1270,7 +1066,7 @@
           <w:numId w:val="2"/>
         </w:numPr>
         <w:bidi w:val="0"/>
-        <w:ind w:hanging="0"/>
+        <w:ind w:hanging="0" w:start="446" w:end="720"/>
         <w:jc w:val="start"/>
         <w:rPr/>
       </w:pPr>
@@ -1287,7 +1083,7 @@
           <w:numId w:val="2"/>
         </w:numPr>
         <w:bidi w:val="0"/>
-        <w:ind w:hanging="0"/>
+        <w:ind w:hanging="0" w:start="446" w:end="720"/>
         <w:jc w:val="start"/>
         <w:rPr/>
       </w:pPr>
@@ -1310,26 +1106,27 @@
       </w:pPr>
       <w:r>
         <w:rPr/>
-        <w:t xml:space="preserve">The March Hare confidently crosses his arms; </w:t>
-      </w:r>
-      <w:r>
-        <w:rPr/>
-        <w:t>the camera beside him.</w:t>
-      </w:r>
-      <w:r>
-        <w:rPr/>
-        <w:t xml:space="preserve"> Alice is crossing her own back at him, bottom lip raised poutily.</w:t>
+        <w:t>The March Hare confidently crosses his arms; the camera beside him. Alice is crossing her own back at him, bottom lip raised poutily.</w:t>
       </w:r>
     </w:p>
     <w:p>
       <w:pPr>
         <w:pStyle w:val="Speaker"/>
         <w:bidi w:val="0"/>
-        <w:rPr/>
-      </w:pPr>
-      <w:r>
-        <w:rPr/>
-        <w:t>March hare</w:t>
+        <w:ind w:hanging="0" w:start="0"/>
+        <w:rPr/>
+      </w:pPr>
+      <w:r>
+        <w:rPr/>
+        <w:t xml:space="preserve">March </w:t>
+      </w:r>
+      <w:r>
+        <w:rPr/>
+        <w:t>H</w:t>
+      </w:r>
+      <w:r>
+        <w:rPr/>
+        <w:t>are</w:t>
       </w:r>
     </w:p>
     <w:p>
@@ -1340,7 +1137,7 @@
           <w:numId w:val="2"/>
         </w:numPr>
         <w:bidi w:val="0"/>
-        <w:ind w:hanging="0"/>
+        <w:ind w:hanging="0" w:start="446" w:end="720"/>
         <w:jc w:val="start"/>
         <w:rPr/>
       </w:pPr>
@@ -1353,6 +1150,7 @@
       <w:pPr>
         <w:pStyle w:val="Speaker"/>
         <w:bidi w:val="0"/>
+        <w:ind w:hanging="0" w:start="0"/>
         <w:rPr/>
       </w:pPr>
       <w:r>
@@ -1368,7 +1166,7 @@
           <w:numId w:val="2"/>
         </w:numPr>
         <w:bidi w:val="0"/>
-        <w:ind w:hanging="0"/>
+        <w:ind w:hanging="0" w:start="446" w:end="720"/>
         <w:jc w:val="start"/>
         <w:rPr>
           <w:b/>
@@ -1391,11 +1189,20 @@
       <w:pPr>
         <w:pStyle w:val="Speaker"/>
         <w:bidi w:val="0"/>
-        <w:rPr/>
-      </w:pPr>
-      <w:r>
-        <w:rPr/>
-        <w:t>March hare</w:t>
+        <w:ind w:hanging="0" w:start="0"/>
+        <w:rPr/>
+      </w:pPr>
+      <w:r>
+        <w:rPr/>
+        <w:t xml:space="preserve">March </w:t>
+      </w:r>
+      <w:r>
+        <w:rPr/>
+        <w:t>H</w:t>
+      </w:r>
+      <w:r>
+        <w:rPr/>
+        <w:t>are</w:t>
       </w:r>
     </w:p>
     <w:p>
@@ -1406,7 +1213,7 @@
           <w:numId w:val="2"/>
         </w:numPr>
         <w:bidi w:val="0"/>
-        <w:ind w:hanging="0"/>
+        <w:ind w:hanging="0" w:start="446" w:end="720"/>
         <w:jc w:val="start"/>
         <w:rPr/>
       </w:pPr>
@@ -1454,6 +1261,7 @@
       <w:pPr>
         <w:pStyle w:val="Speaker"/>
         <w:bidi w:val="0"/>
+        <w:ind w:hanging="0" w:start="0"/>
         <w:rPr/>
       </w:pPr>
       <w:r>
@@ -1469,7 +1277,7 @@
           <w:numId w:val="2"/>
         </w:numPr>
         <w:bidi w:val="0"/>
-        <w:ind w:hanging="0"/>
+        <w:ind w:hanging="0" w:start="446" w:end="720"/>
         <w:jc w:val="start"/>
         <w:rPr/>
       </w:pPr>
@@ -1504,6 +1312,7 @@
       <w:pPr>
         <w:pStyle w:val="Speaker"/>
         <w:bidi w:val="0"/>
+        <w:ind w:hanging="0" w:start="0"/>
         <w:rPr/>
       </w:pPr>
       <w:r>
@@ -1519,7 +1328,7 @@
           <w:numId w:val="2"/>
         </w:numPr>
         <w:bidi w:val="0"/>
-        <w:ind w:hanging="0"/>
+        <w:ind w:hanging="0" w:start="446" w:end="720"/>
         <w:jc w:val="start"/>
         <w:rPr/>
       </w:pPr>
@@ -1536,7 +1345,7 @@
           <w:numId w:val="2"/>
         </w:numPr>
         <w:bidi w:val="0"/>
-        <w:ind w:hanging="0"/>
+        <w:ind w:hanging="0" w:start="446" w:end="720"/>
         <w:jc w:val="start"/>
         <w:rPr/>
       </w:pPr>
@@ -1575,6 +1384,7 @@
       <w:pPr>
         <w:pStyle w:val="Speaker"/>
         <w:bidi w:val="0"/>
+        <w:ind w:hanging="0" w:start="0"/>
         <w:rPr/>
       </w:pPr>
       <w:r>
@@ -1590,7 +1400,7 @@
           <w:numId w:val="2"/>
         </w:numPr>
         <w:bidi w:val="0"/>
-        <w:ind w:hanging="0"/>
+        <w:ind w:hanging="0" w:start="446" w:end="720"/>
         <w:jc w:val="start"/>
         <w:rPr/>
       </w:pPr>
@@ -1606,6 +1416,7 @@
       <w:pPr>
         <w:pStyle w:val="PageInfo"/>
         <w:bidi w:val="0"/>
+        <w:spacing w:before="0" w:after="122"/>
         <w:ind w:hanging="0" w:start="0"/>
         <w:jc w:val="start"/>
         <w:rPr/>
@@ -1625,21 +1436,14 @@
       </w:pPr>
       <w:r>
         <w:rPr/>
-        <w:t xml:space="preserve">The Hatter and the March Hare look at each other intelligently like they’re philosophers from Ancient Greece, while the Dormouse </w:t>
-      </w:r>
-      <w:r>
-        <w:rPr/>
-        <w:t>sleep-</w:t>
-      </w:r>
-      <w:r>
-        <w:rPr/>
-        <w:t>nods in agreement between them.</w:t>
+        <w:t>The Hatter and the March Hare look at each other intelligently like they’re philosophers from Ancient Greece, while the Dormouse sleep-nods in agreement between them.</w:t>
       </w:r>
     </w:p>
     <w:p>
       <w:pPr>
         <w:pStyle w:val="Speaker"/>
         <w:bidi w:val="0"/>
+        <w:ind w:hanging="0" w:start="0"/>
         <w:rPr/>
       </w:pPr>
       <w:r>
@@ -1652,10 +1456,10 @@
         <w:pStyle w:val="Dialog"/>
         <w:numPr>
           <w:ilvl w:val="0"/>
-          <w:numId w:val="6"/>
-        </w:numPr>
-        <w:bidi w:val="0"/>
-        <w:ind w:hanging="0"/>
+          <w:numId w:val="10"/>
+        </w:numPr>
+        <w:bidi w:val="0"/>
+        <w:ind w:hanging="0" w:start="446" w:end="720"/>
         <w:jc w:val="start"/>
         <w:rPr/>
       </w:pPr>
@@ -1681,7 +1485,7 @@
           <w:numId w:val="2"/>
         </w:numPr>
         <w:bidi w:val="0"/>
-        <w:ind w:hanging="0"/>
+        <w:ind w:hanging="0" w:start="446" w:end="720"/>
         <w:jc w:val="start"/>
         <w:rPr>
           <w:b w:val="false"/>
@@ -1733,35 +1537,35 @@
           <w:i w:val="false"/>
           <w:iCs w:val="false"/>
         </w:rPr>
-        <w:t>”</w:t>
-      </w:r>
-      <w:r>
+        <w:t>”—</w:t>
+      </w:r>
+    </w:p>
+    <w:p>
+      <w:pPr>
+        <w:pStyle w:val="Dialog"/>
+        <w:numPr>
+          <w:ilvl w:val="0"/>
+          <w:numId w:val="2"/>
+        </w:numPr>
+        <w:bidi w:val="0"/>
+        <w:ind w:hanging="0" w:start="446" w:end="720"/>
+        <w:jc w:val="start"/>
         <w:rPr>
           <w:b w:val="false"/>
           <w:bCs w:val="false"/>
           <w:i w:val="false"/>
           <w:iCs w:val="false"/>
         </w:rPr>
-        <w:t>—</w:t>
-      </w:r>
-    </w:p>
-    <w:p>
-      <w:pPr>
-        <w:pStyle w:val="Dialog"/>
-        <w:numPr>
-          <w:ilvl w:val="0"/>
-          <w:numId w:val="2"/>
-        </w:numPr>
-        <w:bidi w:val="0"/>
-        <w:ind w:hanging="0"/>
-        <w:jc w:val="start"/>
+      </w:pPr>
+      <w:r>
         <w:rPr>
           <w:b w:val="false"/>
           <w:bCs w:val="false"/>
           <w:i w:val="false"/>
           <w:iCs w:val="false"/>
         </w:rPr>
-      </w:pPr>
+        <w:t>—</w:t>
+      </w:r>
       <w:r>
         <w:rPr>
           <w:b w:val="false"/>
@@ -1769,7 +1573,16 @@
           <w:i w:val="false"/>
           <w:iCs w:val="false"/>
         </w:rPr>
-        <w:t>—</w:t>
+        <w:t xml:space="preserve">is the same thing as “I </w:t>
+      </w:r>
+      <w:r>
+        <w:rPr>
+          <w:b/>
+          <w:bCs/>
+          <w:i/>
+          <w:iCs/>
+        </w:rPr>
+        <w:t>eat</w:t>
       </w:r>
       <w:r>
         <w:rPr>
@@ -1778,7 +1591,7 @@
           <w:i w:val="false"/>
           <w:iCs w:val="false"/>
         </w:rPr>
-        <w:t xml:space="preserve">is the same thing as “I </w:t>
+        <w:t xml:space="preserve"> what I </w:t>
       </w:r>
       <w:r>
         <w:rPr>
@@ -1787,7 +1600,7 @@
           <w:i/>
           <w:iCs/>
         </w:rPr>
-        <w:t>eat</w:t>
+        <w:t>see</w:t>
       </w:r>
       <w:r>
         <w:rPr>
@@ -1796,7 +1609,35 @@
           <w:i w:val="false"/>
           <w:iCs w:val="false"/>
         </w:rPr>
-        <w:t xml:space="preserve"> what I </w:t>
+        <w:t>”!</w:t>
+      </w:r>
+    </w:p>
+    <w:p>
+      <w:pPr>
+        <w:pStyle w:val="Speaker"/>
+        <w:bidi w:val="0"/>
+        <w:ind w:hanging="0" w:start="0"/>
+        <w:rPr/>
+      </w:pPr>
+      <w:r>
+        <w:rPr/>
+        <w:t>March Hare</w:t>
+      </w:r>
+    </w:p>
+    <w:p>
+      <w:pPr>
+        <w:pStyle w:val="Dialog"/>
+        <w:numPr>
+          <w:ilvl w:val="0"/>
+          <w:numId w:val="2"/>
+        </w:numPr>
+        <w:bidi w:val="0"/>
+        <w:ind w:hanging="0" w:start="446" w:end="720"/>
+        <w:rPr/>
+      </w:pPr>
+      <w:r>
+        <w:rPr/>
+        <w:t xml:space="preserve">You might just as well say that “I </w:t>
       </w:r>
       <w:r>
         <w:rPr>
@@ -1805,43 +1646,11 @@
           <w:i/>
           <w:iCs/>
         </w:rPr>
-        <w:t>see</w:t>
-      </w:r>
-      <w:r>
-        <w:rPr>
-          <w:b w:val="false"/>
-          <w:bCs w:val="false"/>
-          <w:i w:val="false"/>
-          <w:iCs w:val="false"/>
-        </w:rPr>
-        <w:t>”!</w:t>
-      </w:r>
-    </w:p>
-    <w:p>
-      <w:pPr>
-        <w:pStyle w:val="Speaker"/>
-        <w:bidi w:val="0"/>
-        <w:rPr/>
-      </w:pPr>
-      <w:r>
-        <w:rPr/>
-        <w:t>March Hare</w:t>
-      </w:r>
-    </w:p>
-    <w:p>
-      <w:pPr>
-        <w:pStyle w:val="Dialog"/>
-        <w:numPr>
-          <w:ilvl w:val="0"/>
-          <w:numId w:val="2"/>
-        </w:numPr>
-        <w:bidi w:val="0"/>
-        <w:ind w:hanging="0"/>
-        <w:rPr/>
-      </w:pPr>
-      <w:r>
-        <w:rPr/>
-        <w:t xml:space="preserve">You might just as well say that “I </w:t>
+        <w:t>like</w:t>
+      </w:r>
+      <w:r>
+        <w:rPr/>
+        <w:t xml:space="preserve"> what I </w:t>
       </w:r>
       <w:r>
         <w:rPr>
@@ -1850,11 +1659,11 @@
           <w:i/>
           <w:iCs/>
         </w:rPr>
-        <w:t>like</w:t>
-      </w:r>
-      <w:r>
-        <w:rPr/>
-        <w:t xml:space="preserve"> what I </w:t>
+        <w:t>get</w:t>
+      </w:r>
+      <w:r>
+        <w:rPr/>
+        <w:t xml:space="preserve">” is the same thing as “I </w:t>
       </w:r>
       <w:r>
         <w:rPr>
@@ -1867,7 +1676,7 @@
       </w:r>
       <w:r>
         <w:rPr/>
-        <w:t xml:space="preserve">” is the same thing as “I </w:t>
+        <w:t xml:space="preserve"> what I </w:t>
       </w:r>
       <w:r>
         <w:rPr>
@@ -1876,11 +1685,74 @@
           <w:i/>
           <w:iCs/>
         </w:rPr>
-        <w:t>get</w:t>
-      </w:r>
-      <w:r>
-        <w:rPr/>
-        <w:t xml:space="preserve"> what I </w:t>
+        <w:t>like</w:t>
+      </w:r>
+      <w:r>
+        <w:rPr/>
+        <w:t>”!</w:t>
+      </w:r>
+    </w:p>
+    <w:p>
+      <w:pPr>
+        <w:pStyle w:val="PanelInfo"/>
+        <w:bidi w:val="0"/>
+        <w:ind w:hanging="0" w:start="0"/>
+        <w:jc w:val="start"/>
+        <w:rPr/>
+      </w:pPr>
+      <w:r>
+        <w:rPr/>
+        <w:t>The Dormouse, with both eyes closed, raises both arms in the air, wistfully sleep-talking.</w:t>
+      </w:r>
+    </w:p>
+    <w:p>
+      <w:pPr>
+        <w:pStyle w:val="Speaker"/>
+        <w:bidi w:val="0"/>
+        <w:ind w:hanging="0" w:start="0"/>
+        <w:rPr/>
+      </w:pPr>
+      <w:r>
+        <w:rPr/>
+        <w:t>Dormouse</w:t>
+      </w:r>
+    </w:p>
+    <w:p>
+      <w:pPr>
+        <w:pStyle w:val="Dialog"/>
+        <w:numPr>
+          <w:ilvl w:val="0"/>
+          <w:numId w:val="2"/>
+        </w:numPr>
+        <w:bidi w:val="0"/>
+        <w:ind w:hanging="0" w:start="446" w:end="720"/>
+        <w:jc w:val="start"/>
+        <w:rPr/>
+      </w:pPr>
+      <w:r>
+        <w:rPr/>
+        <w:t>You… might just as well say…</w:t>
+      </w:r>
+    </w:p>
+    <w:p>
+      <w:pPr>
+        <w:pStyle w:val="Dialog"/>
+        <w:numPr>
+          <w:ilvl w:val="0"/>
+          <w:numId w:val="2"/>
+        </w:numPr>
+        <w:bidi w:val="0"/>
+        <w:ind w:hanging="0" w:start="446" w:end="720"/>
+        <w:jc w:val="start"/>
+        <w:rPr/>
+      </w:pPr>
+      <w:r>
+        <w:rPr/>
+        <w:t>…</w:t>
+      </w:r>
+      <w:r>
+        <w:rPr/>
+        <w:t xml:space="preserve">that “I </w:t>
       </w:r>
       <w:r>
         <w:rPr>
@@ -1889,73 +1761,11 @@
           <w:i/>
           <w:iCs/>
         </w:rPr>
-        <w:t>like</w:t>
-      </w:r>
-      <w:r>
-        <w:rPr/>
-        <w:t>”!</w:t>
-      </w:r>
-    </w:p>
-    <w:p>
-      <w:pPr>
-        <w:pStyle w:val="PanelInfo"/>
-        <w:bidi w:val="0"/>
-        <w:ind w:hanging="0" w:start="0"/>
-        <w:jc w:val="start"/>
-        <w:rPr/>
-      </w:pPr>
-      <w:r>
-        <w:rPr/>
-        <w:t>The Dormouse, with both eyes closed, raises both arms in the air, wistfully sleep-talking.</w:t>
-      </w:r>
-    </w:p>
-    <w:p>
-      <w:pPr>
-        <w:pStyle w:val="Speaker"/>
-        <w:bidi w:val="0"/>
-        <w:rPr/>
-      </w:pPr>
-      <w:r>
-        <w:rPr/>
-        <w:t>Dormouse</w:t>
-      </w:r>
-    </w:p>
-    <w:p>
-      <w:pPr>
-        <w:pStyle w:val="Dialog"/>
-        <w:numPr>
-          <w:ilvl w:val="0"/>
-          <w:numId w:val="2"/>
-        </w:numPr>
-        <w:bidi w:val="0"/>
-        <w:ind w:hanging="0"/>
-        <w:jc w:val="start"/>
-        <w:rPr/>
-      </w:pPr>
-      <w:r>
-        <w:rPr/>
-        <w:t>You… might just as well say…</w:t>
-      </w:r>
-    </w:p>
-    <w:p>
-      <w:pPr>
-        <w:pStyle w:val="Dialog"/>
-        <w:numPr>
-          <w:ilvl w:val="0"/>
-          <w:numId w:val="2"/>
-        </w:numPr>
-        <w:bidi w:val="0"/>
-        <w:ind w:hanging="0"/>
-        <w:jc w:val="start"/>
-        <w:rPr/>
-      </w:pPr>
-      <w:r>
-        <w:rPr/>
-        <w:t>…</w:t>
-      </w:r>
-      <w:r>
-        <w:rPr/>
-        <w:t xml:space="preserve">that “I </w:t>
+        <w:t>breathe</w:t>
+      </w:r>
+      <w:r>
+        <w:rPr/>
+        <w:t xml:space="preserve"> when I </w:t>
       </w:r>
       <w:r>
         <w:rPr>
@@ -1964,11 +1774,32 @@
           <w:i/>
           <w:iCs/>
         </w:rPr>
-        <w:t>breathe</w:t>
-      </w:r>
-      <w:r>
-        <w:rPr/>
-        <w:t xml:space="preserve"> when I </w:t>
+        <w:t>sleep</w:t>
+      </w:r>
+      <w:r>
+        <w:rPr/>
+        <w:t>”…</w:t>
+      </w:r>
+    </w:p>
+    <w:p>
+      <w:pPr>
+        <w:pStyle w:val="Dialog"/>
+        <w:numPr>
+          <w:ilvl w:val="0"/>
+          <w:numId w:val="2"/>
+        </w:numPr>
+        <w:bidi w:val="0"/>
+        <w:ind w:hanging="0" w:start="446" w:end="720"/>
+        <w:jc w:val="start"/>
+        <w:rPr/>
+      </w:pPr>
+      <w:r>
+        <w:rPr/>
+        <w:t>…</w:t>
+      </w:r>
+      <w:r>
+        <w:rPr/>
+        <w:t xml:space="preserve">is the same thing as “I </w:t>
       </w:r>
       <w:r>
         <w:rPr>
@@ -1981,32 +1812,7 @@
       </w:r>
       <w:r>
         <w:rPr/>
-        <w:t>”</w:t>
-      </w:r>
-      <w:r>
-        <w:rPr/>
-        <w:t>…</w:t>
-      </w:r>
-    </w:p>
-    <w:p>
-      <w:pPr>
-        <w:pStyle w:val="Dialog"/>
-        <w:numPr>
-          <w:ilvl w:val="0"/>
-          <w:numId w:val="2"/>
-        </w:numPr>
-        <w:bidi w:val="0"/>
-        <w:ind w:hanging="0"/>
-        <w:jc w:val="start"/>
-        <w:rPr/>
-      </w:pPr>
-      <w:r>
-        <w:rPr/>
-        <w:t>…</w:t>
-      </w:r>
-      <w:r>
-        <w:rPr/>
-        <w:t xml:space="preserve">is the same thing as “I </w:t>
+        <w:t xml:space="preserve"> when I </w:t>
       </w:r>
       <w:r>
         <w:rPr>
@@ -2015,11 +1821,53 @@
           <w:i/>
           <w:iCs/>
         </w:rPr>
-        <w:t>sleep</w:t>
-      </w:r>
-      <w:r>
-        <w:rPr/>
-        <w:t xml:space="preserve"> when I </w:t>
+        <w:t>breathe…</w:t>
+      </w:r>
+      <w:r>
+        <w:rPr/>
+        <w:t>”!</w:t>
+      </w:r>
+    </w:p>
+    <w:p>
+      <w:pPr>
+        <w:pStyle w:val="PanelInfo"/>
+        <w:bidi w:val="0"/>
+        <w:ind w:hanging="0" w:start="0"/>
+        <w:jc w:val="start"/>
+        <w:rPr/>
+      </w:pPr>
+      <w:r>
+        <w:rPr/>
+        <w:t>The Hatter, resting his chin in his hand, smiles on the left of the panel. The camera is behind Alice on the right, as she stifles a laugh, pleased to not be the only one getting heat.</w:t>
+      </w:r>
+    </w:p>
+    <w:p>
+      <w:pPr>
+        <w:pStyle w:val="Speaker"/>
+        <w:bidi w:val="0"/>
+        <w:ind w:hanging="0" w:start="0"/>
+        <w:rPr/>
+      </w:pPr>
+      <w:r>
+        <w:rPr/>
+        <w:t>Mad Hatter</w:t>
+      </w:r>
+    </w:p>
+    <w:p>
+      <w:pPr>
+        <w:pStyle w:val="Dialog"/>
+        <w:numPr>
+          <w:ilvl w:val="0"/>
+          <w:numId w:val="2"/>
+        </w:numPr>
+        <w:bidi w:val="0"/>
+        <w:ind w:hanging="0" w:start="446" w:end="720"/>
+        <w:jc w:val="start"/>
+        <w:rPr/>
+      </w:pPr>
+      <w:r>
+        <w:rPr/>
+        <w:t xml:space="preserve">It </w:t>
       </w:r>
       <w:r>
         <w:rPr>
@@ -2028,7 +1876,11 @@
           <w:i/>
           <w:iCs/>
         </w:rPr>
-        <w:t>breathe</w:t>
+        <w:t>is</w:t>
+      </w:r>
+      <w:r>
+        <w:rPr/>
+        <w:t xml:space="preserve"> the same thing with </w:t>
       </w:r>
       <w:r>
         <w:rPr>
@@ -2037,11 +1889,36 @@
           <w:i/>
           <w:iCs/>
         </w:rPr>
-        <w:t>…</w:t>
-      </w:r>
-      <w:r>
-        <w:rPr/>
-        <w:t>”!</w:t>
+        <w:t>you</w:t>
+      </w:r>
+      <w:r>
+        <w:rPr/>
+        <w:t>.</w:t>
+      </w:r>
+    </w:p>
+    <w:p>
+      <w:pPr>
+        <w:pStyle w:val="SFXSource"/>
+        <w:bidi w:val="0"/>
+        <w:ind w:hanging="0" w:start="0"/>
+        <w:rPr/>
+      </w:pPr>
+      <w:r>
+        <w:rPr/>
+        <w:t>SFX (Alice)</w:t>
+      </w:r>
+    </w:p>
+    <w:p>
+      <w:pPr>
+        <w:pStyle w:val="SFXText"/>
+        <w:bidi w:val="0"/>
+        <w:ind w:hanging="0" w:start="720" w:end="720"/>
+        <w:jc w:val="start"/>
+        <w:rPr/>
+      </w:pPr>
+      <w:r>
+        <w:rPr/>
+        <w:t>snrk</w:t>
       </w:r>
     </w:p>
     <w:p>
@@ -2054,140 +1931,53 @@
       </w:pPr>
       <w:r>
         <w:rPr/>
-        <w:t>The Hatter, resting his chin in his hand, smiles on the left of the panel. The camera is behind Alice on the right, as she stifles a laugh, pleased to not be the only one getting heat.</w:t>
-      </w:r>
-    </w:p>
-    <w:p>
-      <w:pPr>
-        <w:pStyle w:val="Speaker"/>
-        <w:bidi w:val="0"/>
-        <w:rPr/>
-      </w:pPr>
-      <w:r>
-        <w:rPr/>
-        <w:t>Mad Hatter</w:t>
-      </w:r>
-    </w:p>
-    <w:p>
-      <w:pPr>
-        <w:pStyle w:val="Dialog"/>
-        <w:numPr>
-          <w:ilvl w:val="0"/>
-          <w:numId w:val="2"/>
-        </w:numPr>
-        <w:bidi w:val="0"/>
-        <w:ind w:hanging="0"/>
-        <w:jc w:val="start"/>
-        <w:rPr/>
-      </w:pPr>
-      <w:r>
-        <w:rPr/>
-        <w:t xml:space="preserve">It </w:t>
-      </w:r>
-      <w:r>
-        <w:rPr>
-          <w:b/>
-          <w:bCs/>
-          <w:i/>
-          <w:iCs/>
-        </w:rPr>
-        <w:t>is</w:t>
-      </w:r>
-      <w:r>
-        <w:rPr/>
-        <w:t xml:space="preserve"> the same thing with </w:t>
-      </w:r>
-      <w:r>
-        <w:rPr>
-          <w:b/>
-          <w:bCs/>
-          <w:i/>
-          <w:iCs/>
-        </w:rPr>
-        <w:t>you</w:t>
-      </w:r>
-      <w:r>
-        <w:rPr/>
-        <w:t>.</w:t>
+        <w:t>Time-transition panel of the sky, decorated with fluffy white clouds and small, distant birds.</w:t>
+      </w:r>
+    </w:p>
+    <w:p>
+      <w:pPr>
+        <w:pStyle w:val="PanelInfo"/>
+        <w:bidi w:val="0"/>
+        <w:ind w:hanging="0" w:start="0"/>
+        <w:jc w:val="start"/>
+        <w:rPr/>
+      </w:pPr>
+      <w:r>
+        <w:rPr/>
+        <w:t>Alice’s fingers drum against the table.</w:t>
       </w:r>
     </w:p>
     <w:p>
       <w:pPr>
         <w:pStyle w:val="SFXSource"/>
         <w:bidi w:val="0"/>
-        <w:rPr/>
-      </w:pPr>
-      <w:r>
-        <w:rPr/>
-        <w:t>SFX (Alice)</w:t>
+        <w:ind w:hanging="0" w:start="0"/>
+        <w:rPr/>
+      </w:pPr>
+      <w:r>
+        <w:rPr/>
+        <w:t>SFX (Alice’s hand)</w:t>
       </w:r>
     </w:p>
     <w:p>
       <w:pPr>
         <w:pStyle w:val="SFXText"/>
         <w:bidi w:val="0"/>
-        <w:jc w:val="start"/>
-        <w:rPr/>
-      </w:pPr>
-      <w:r>
-        <w:rPr/>
-        <w:t>snrk</w:t>
-      </w:r>
-    </w:p>
-    <w:p>
-      <w:pPr>
-        <w:pStyle w:val="PanelInfo"/>
-        <w:bidi w:val="0"/>
-        <w:ind w:hanging="0" w:start="0"/>
-        <w:jc w:val="start"/>
-        <w:rPr/>
-      </w:pPr>
-      <w:r>
-        <w:rPr/>
-        <w:t>Time-transition panel of the sky, decorated with fluffy white clouds and small, distant birds.</w:t>
-      </w:r>
-    </w:p>
-    <w:p>
-      <w:pPr>
-        <w:pStyle w:val="PanelInfo"/>
-        <w:bidi w:val="0"/>
-        <w:ind w:hanging="0" w:start="0"/>
-        <w:jc w:val="start"/>
-        <w:rPr/>
-      </w:pPr>
-      <w:r>
-        <w:rPr/>
-        <w:t>Alice’s fingers drum against the table.</w:t>
-      </w:r>
-    </w:p>
-    <w:p>
-      <w:pPr>
-        <w:pStyle w:val="SFXSource"/>
-        <w:bidi w:val="0"/>
-        <w:rPr/>
-      </w:pPr>
-      <w:r>
-        <w:rPr/>
-        <w:t>SFX (Alice’s hand)</w:t>
+        <w:ind w:hanging="0" w:start="720" w:end="720"/>
+        <w:jc w:val="start"/>
+        <w:rPr/>
+      </w:pPr>
+      <w:r>
+        <w:rPr/>
+        <w:t>trr-r-r-p</w:t>
       </w:r>
     </w:p>
     <w:p>
       <w:pPr>
         <w:pStyle w:val="SFXText"/>
         <w:bidi w:val="0"/>
-        <w:jc w:val="start"/>
-        <w:rPr/>
-      </w:pPr>
-      <w:r>
-        <w:rPr/>
-        <w:t>trr-r-r-p</w:t>
-      </w:r>
-    </w:p>
-    <w:p>
-      <w:pPr>
-        <w:pStyle w:val="SFXText"/>
-        <w:bidi w:val="0"/>
         <w:spacing w:before="0" w:after="144"/>
+        <w:ind w:hanging="0" w:start="720" w:end="720"/>
         <w:jc w:val="start"/>
         <w:rPr/>
       </w:pPr>
@@ -2202,7 +1992,6 @@
       <w:pgMar w:left="1080" w:right="1080" w:gutter="0" w:header="0" w:top="1080" w:footer="0" w:bottom="1080"/>
       <w:pgNumType w:fmt="decimal"/>
       <w:formProt w:val="false"/>
-      <w:titlePg/>
       <w:textDirection w:val="lrTb"/>
       <w:docGrid w:type="default" w:linePitch="600" w:charSpace="32768"/>
     </w:sectPr>
@@ -2271,6 +2060,7 @@
         </w:tabs>
         <w:ind w:start="0" w:hanging="0"/>
       </w:pPr>
+      <w:rPr/>
     </w:lvl>
     <w:lvl w:ilvl="3">
       <w:start w:val="1"/>
@@ -2284,6 +2074,7 @@
         </w:tabs>
         <w:ind w:start="0" w:hanging="0"/>
       </w:pPr>
+      <w:rPr/>
     </w:lvl>
     <w:lvl w:ilvl="4">
       <w:start w:val="1"/>
@@ -2297,6 +2088,7 @@
         </w:tabs>
         <w:ind w:start="0" w:hanging="0"/>
       </w:pPr>
+      <w:rPr/>
     </w:lvl>
     <w:lvl w:ilvl="5">
       <w:start w:val="1"/>
@@ -2310,6 +2102,7 @@
         </w:tabs>
         <w:ind w:start="0" w:hanging="0"/>
       </w:pPr>
+      <w:rPr/>
     </w:lvl>
     <w:lvl w:ilvl="6">
       <w:start w:val="1"/>
@@ -2323,6 +2116,7 @@
         </w:tabs>
         <w:ind w:start="0" w:hanging="0"/>
       </w:pPr>
+      <w:rPr/>
     </w:lvl>
     <w:lvl w:ilvl="7">
       <w:start w:val="1"/>
@@ -2336,6 +2130,7 @@
         </w:tabs>
         <w:ind w:start="0" w:hanging="0"/>
       </w:pPr>
+      <w:rPr/>
     </w:lvl>
     <w:lvl w:ilvl="8">
       <w:start w:val="1"/>
@@ -2349,6 +2144,7 @@
         </w:tabs>
         <w:ind w:start="0" w:hanging="0"/>
       </w:pPr>
+      <w:rPr/>
     </w:lvl>
   </w:abstractNum>
   <w:abstractNum w:abstractNumId="2">
@@ -2377,6 +2173,515 @@
         </w:tabs>
         <w:ind w:start="1151" w:hanging="397"/>
       </w:pPr>
+      <w:rPr/>
+    </w:lvl>
+    <w:lvl w:ilvl="2">
+      <w:start w:val="1"/>
+      <w:numFmt w:val="decimal"/>
+      <w:suff w:val="space"/>
+      <w:lvlText w:val="%3."/>
+      <w:lvlJc w:val="start"/>
+      <w:pPr>
+        <w:tabs>
+          <w:tab w:val="num" w:pos="0"/>
+        </w:tabs>
+        <w:ind w:start="1548" w:hanging="397"/>
+      </w:pPr>
+      <w:rPr/>
+    </w:lvl>
+    <w:lvl w:ilvl="3">
+      <w:start w:val="1"/>
+      <w:numFmt w:val="decimal"/>
+      <w:suff w:val="space"/>
+      <w:lvlText w:val="%4."/>
+      <w:lvlJc w:val="start"/>
+      <w:pPr>
+        <w:tabs>
+          <w:tab w:val="num" w:pos="0"/>
+        </w:tabs>
+        <w:ind w:start="1945" w:hanging="397"/>
+      </w:pPr>
+      <w:rPr/>
+    </w:lvl>
+    <w:lvl w:ilvl="4">
+      <w:start w:val="1"/>
+      <w:numFmt w:val="decimal"/>
+      <w:suff w:val="space"/>
+      <w:lvlText w:val="%5."/>
+      <w:lvlJc w:val="start"/>
+      <w:pPr>
+        <w:tabs>
+          <w:tab w:val="num" w:pos="0"/>
+        </w:tabs>
+        <w:ind w:start="2342" w:hanging="397"/>
+      </w:pPr>
+      <w:rPr/>
+    </w:lvl>
+    <w:lvl w:ilvl="5">
+      <w:start w:val="1"/>
+      <w:numFmt w:val="decimal"/>
+      <w:suff w:val="space"/>
+      <w:lvlText w:val="%6."/>
+      <w:lvlJc w:val="start"/>
+      <w:pPr>
+        <w:tabs>
+          <w:tab w:val="num" w:pos="0"/>
+        </w:tabs>
+        <w:ind w:start="2738" w:hanging="397"/>
+      </w:pPr>
+      <w:rPr/>
+    </w:lvl>
+    <w:lvl w:ilvl="6">
+      <w:start w:val="1"/>
+      <w:numFmt w:val="decimal"/>
+      <w:suff w:val="space"/>
+      <w:lvlText w:val="%7."/>
+      <w:lvlJc w:val="start"/>
+      <w:pPr>
+        <w:tabs>
+          <w:tab w:val="num" w:pos="0"/>
+        </w:tabs>
+        <w:ind w:start="3135" w:hanging="397"/>
+      </w:pPr>
+      <w:rPr/>
+    </w:lvl>
+    <w:lvl w:ilvl="7">
+      <w:start w:val="1"/>
+      <w:numFmt w:val="decimal"/>
+      <w:suff w:val="space"/>
+      <w:lvlText w:val="%8."/>
+      <w:lvlJc w:val="start"/>
+      <w:pPr>
+        <w:tabs>
+          <w:tab w:val="num" w:pos="0"/>
+        </w:tabs>
+        <w:ind w:start="3532" w:hanging="397"/>
+      </w:pPr>
+      <w:rPr/>
+    </w:lvl>
+    <w:lvl w:ilvl="8">
+      <w:start w:val="1"/>
+      <w:numFmt w:val="decimal"/>
+      <w:suff w:val="space"/>
+      <w:lvlText w:val="%9."/>
+      <w:lvlJc w:val="start"/>
+      <w:pPr>
+        <w:tabs>
+          <w:tab w:val="num" w:pos="0"/>
+        </w:tabs>
+        <w:ind w:start="3929" w:hanging="397"/>
+      </w:pPr>
+      <w:rPr/>
+    </w:lvl>
+  </w:abstractNum>
+  <w:abstractNum w:abstractNumId="3">
+    <w:lvl w:ilvl="0">
+      <w:start w:val="1"/>
+      <w:numFmt w:val="decimal"/>
+      <w:lvlText w:val="%1."/>
+      <w:lvlJc w:val="start"/>
+      <w:pPr>
+        <w:tabs>
+          <w:tab w:val="num" w:pos="0"/>
+        </w:tabs>
+        <w:ind w:start="446" w:hanging="446"/>
+      </w:pPr>
+      <w:rPr/>
+    </w:lvl>
+    <w:lvl w:ilvl="1">
+      <w:start w:val="1"/>
+      <w:numFmt w:val="decimal"/>
+      <w:suff w:val="space"/>
+      <w:lvlText w:val="%2."/>
+      <w:lvlJc w:val="start"/>
+      <w:pPr>
+        <w:tabs>
+          <w:tab w:val="num" w:pos="0"/>
+        </w:tabs>
+        <w:ind w:start="1151" w:hanging="397"/>
+      </w:pPr>
+      <w:rPr/>
+    </w:lvl>
+    <w:lvl w:ilvl="2">
+      <w:start w:val="1"/>
+      <w:numFmt w:val="decimal"/>
+      <w:suff w:val="space"/>
+      <w:lvlText w:val="%3."/>
+      <w:lvlJc w:val="start"/>
+      <w:pPr>
+        <w:tabs>
+          <w:tab w:val="num" w:pos="0"/>
+        </w:tabs>
+        <w:ind w:start="1548" w:hanging="397"/>
+      </w:pPr>
+      <w:rPr/>
+    </w:lvl>
+    <w:lvl w:ilvl="3">
+      <w:start w:val="1"/>
+      <w:numFmt w:val="decimal"/>
+      <w:suff w:val="space"/>
+      <w:lvlText w:val="%4."/>
+      <w:lvlJc w:val="start"/>
+      <w:pPr>
+        <w:tabs>
+          <w:tab w:val="num" w:pos="0"/>
+        </w:tabs>
+        <w:ind w:start="1945" w:hanging="397"/>
+      </w:pPr>
+      <w:rPr/>
+    </w:lvl>
+    <w:lvl w:ilvl="4">
+      <w:start w:val="1"/>
+      <w:numFmt w:val="decimal"/>
+      <w:suff w:val="space"/>
+      <w:lvlText w:val="%5."/>
+      <w:lvlJc w:val="start"/>
+      <w:pPr>
+        <w:tabs>
+          <w:tab w:val="num" w:pos="0"/>
+        </w:tabs>
+        <w:ind w:start="2342" w:hanging="397"/>
+      </w:pPr>
+      <w:rPr/>
+    </w:lvl>
+    <w:lvl w:ilvl="5">
+      <w:start w:val="1"/>
+      <w:numFmt w:val="decimal"/>
+      <w:suff w:val="space"/>
+      <w:lvlText w:val="%6."/>
+      <w:lvlJc w:val="start"/>
+      <w:pPr>
+        <w:tabs>
+          <w:tab w:val="num" w:pos="0"/>
+        </w:tabs>
+        <w:ind w:start="2738" w:hanging="397"/>
+      </w:pPr>
+      <w:rPr/>
+    </w:lvl>
+    <w:lvl w:ilvl="6">
+      <w:start w:val="1"/>
+      <w:numFmt w:val="decimal"/>
+      <w:suff w:val="space"/>
+      <w:lvlText w:val="%7."/>
+      <w:lvlJc w:val="start"/>
+      <w:pPr>
+        <w:tabs>
+          <w:tab w:val="num" w:pos="0"/>
+        </w:tabs>
+        <w:ind w:start="3135" w:hanging="397"/>
+      </w:pPr>
+      <w:rPr/>
+    </w:lvl>
+    <w:lvl w:ilvl="7">
+      <w:start w:val="1"/>
+      <w:numFmt w:val="decimal"/>
+      <w:suff w:val="space"/>
+      <w:lvlText w:val="%8."/>
+      <w:lvlJc w:val="start"/>
+      <w:pPr>
+        <w:tabs>
+          <w:tab w:val="num" w:pos="0"/>
+        </w:tabs>
+        <w:ind w:start="3532" w:hanging="397"/>
+      </w:pPr>
+      <w:rPr/>
+    </w:lvl>
+    <w:lvl w:ilvl="8">
+      <w:start w:val="1"/>
+      <w:numFmt w:val="decimal"/>
+      <w:suff w:val="space"/>
+      <w:lvlText w:val="%9."/>
+      <w:lvlJc w:val="start"/>
+      <w:pPr>
+        <w:tabs>
+          <w:tab w:val="num" w:pos="0"/>
+        </w:tabs>
+        <w:ind w:start="3929" w:hanging="397"/>
+      </w:pPr>
+      <w:rPr/>
+    </w:lvl>
+  </w:abstractNum>
+  <w:abstractNum w:abstractNumId="4">
+    <w:lvl w:ilvl="0">
+      <w:start w:val="1"/>
+      <w:numFmt w:val="decimal"/>
+      <w:lvlText w:val="%1."/>
+      <w:lvlJc w:val="start"/>
+      <w:pPr>
+        <w:tabs>
+          <w:tab w:val="num" w:pos="0"/>
+        </w:tabs>
+        <w:ind w:start="446" w:hanging="446"/>
+      </w:pPr>
+      <w:rPr/>
+    </w:lvl>
+    <w:lvl w:ilvl="1">
+      <w:start w:val="1"/>
+      <w:numFmt w:val="decimal"/>
+      <w:suff w:val="space"/>
+      <w:lvlText w:val="%2."/>
+      <w:lvlJc w:val="start"/>
+      <w:pPr>
+        <w:tabs>
+          <w:tab w:val="num" w:pos="0"/>
+        </w:tabs>
+        <w:ind w:start="1151" w:hanging="397"/>
+      </w:pPr>
+      <w:rPr/>
+    </w:lvl>
+    <w:lvl w:ilvl="2">
+      <w:start w:val="1"/>
+      <w:numFmt w:val="decimal"/>
+      <w:suff w:val="space"/>
+      <w:lvlText w:val="%3."/>
+      <w:lvlJc w:val="start"/>
+      <w:pPr>
+        <w:tabs>
+          <w:tab w:val="num" w:pos="0"/>
+        </w:tabs>
+        <w:ind w:start="1548" w:hanging="397"/>
+      </w:pPr>
+      <w:rPr/>
+    </w:lvl>
+    <w:lvl w:ilvl="3">
+      <w:start w:val="1"/>
+      <w:numFmt w:val="decimal"/>
+      <w:suff w:val="space"/>
+      <w:lvlText w:val="%4."/>
+      <w:lvlJc w:val="start"/>
+      <w:pPr>
+        <w:tabs>
+          <w:tab w:val="num" w:pos="0"/>
+        </w:tabs>
+        <w:ind w:start="1945" w:hanging="397"/>
+      </w:pPr>
+      <w:rPr/>
+    </w:lvl>
+    <w:lvl w:ilvl="4">
+      <w:start w:val="1"/>
+      <w:numFmt w:val="decimal"/>
+      <w:suff w:val="space"/>
+      <w:lvlText w:val="%5."/>
+      <w:lvlJc w:val="start"/>
+      <w:pPr>
+        <w:tabs>
+          <w:tab w:val="num" w:pos="0"/>
+        </w:tabs>
+        <w:ind w:start="2342" w:hanging="397"/>
+      </w:pPr>
+      <w:rPr/>
+    </w:lvl>
+    <w:lvl w:ilvl="5">
+      <w:start w:val="1"/>
+      <w:numFmt w:val="decimal"/>
+      <w:suff w:val="space"/>
+      <w:lvlText w:val="%6."/>
+      <w:lvlJc w:val="start"/>
+      <w:pPr>
+        <w:tabs>
+          <w:tab w:val="num" w:pos="0"/>
+        </w:tabs>
+        <w:ind w:start="2738" w:hanging="397"/>
+      </w:pPr>
+      <w:rPr/>
+    </w:lvl>
+    <w:lvl w:ilvl="6">
+      <w:start w:val="1"/>
+      <w:numFmt w:val="decimal"/>
+      <w:suff w:val="space"/>
+      <w:lvlText w:val="%7."/>
+      <w:lvlJc w:val="start"/>
+      <w:pPr>
+        <w:tabs>
+          <w:tab w:val="num" w:pos="0"/>
+        </w:tabs>
+        <w:ind w:start="3135" w:hanging="397"/>
+      </w:pPr>
+      <w:rPr/>
+    </w:lvl>
+    <w:lvl w:ilvl="7">
+      <w:start w:val="1"/>
+      <w:numFmt w:val="decimal"/>
+      <w:suff w:val="space"/>
+      <w:lvlText w:val="%8."/>
+      <w:lvlJc w:val="start"/>
+      <w:pPr>
+        <w:tabs>
+          <w:tab w:val="num" w:pos="0"/>
+        </w:tabs>
+        <w:ind w:start="3532" w:hanging="397"/>
+      </w:pPr>
+      <w:rPr/>
+    </w:lvl>
+    <w:lvl w:ilvl="8">
+      <w:start w:val="1"/>
+      <w:numFmt w:val="decimal"/>
+      <w:suff w:val="space"/>
+      <w:lvlText w:val="%9."/>
+      <w:lvlJc w:val="start"/>
+      <w:pPr>
+        <w:tabs>
+          <w:tab w:val="num" w:pos="0"/>
+        </w:tabs>
+        <w:ind w:start="3929" w:hanging="397"/>
+      </w:pPr>
+      <w:rPr/>
+    </w:lvl>
+  </w:abstractNum>
+  <w:abstractNum w:abstractNumId="5">
+    <w:lvl w:ilvl="0">
+      <w:start w:val="1"/>
+      <w:numFmt w:val="decimal"/>
+      <w:lvlText w:val="%1."/>
+      <w:lvlJc w:val="start"/>
+      <w:pPr>
+        <w:tabs>
+          <w:tab w:val="num" w:pos="0"/>
+        </w:tabs>
+        <w:ind w:start="446" w:hanging="446"/>
+      </w:pPr>
+      <w:rPr/>
+    </w:lvl>
+    <w:lvl w:ilvl="1">
+      <w:start w:val="1"/>
+      <w:numFmt w:val="decimal"/>
+      <w:suff w:val="space"/>
+      <w:lvlText w:val="%2."/>
+      <w:lvlJc w:val="start"/>
+      <w:pPr>
+        <w:tabs>
+          <w:tab w:val="num" w:pos="0"/>
+        </w:tabs>
+        <w:ind w:start="1151" w:hanging="397"/>
+      </w:pPr>
+      <w:rPr/>
+    </w:lvl>
+    <w:lvl w:ilvl="2">
+      <w:start w:val="1"/>
+      <w:numFmt w:val="decimal"/>
+      <w:suff w:val="space"/>
+      <w:lvlText w:val="%3."/>
+      <w:lvlJc w:val="start"/>
+      <w:pPr>
+        <w:tabs>
+          <w:tab w:val="num" w:pos="0"/>
+        </w:tabs>
+        <w:ind w:start="1548" w:hanging="397"/>
+      </w:pPr>
+      <w:rPr/>
+    </w:lvl>
+    <w:lvl w:ilvl="3">
+      <w:start w:val="1"/>
+      <w:numFmt w:val="decimal"/>
+      <w:suff w:val="space"/>
+      <w:lvlText w:val="%4."/>
+      <w:lvlJc w:val="start"/>
+      <w:pPr>
+        <w:tabs>
+          <w:tab w:val="num" w:pos="0"/>
+        </w:tabs>
+        <w:ind w:start="1945" w:hanging="397"/>
+      </w:pPr>
+      <w:rPr/>
+    </w:lvl>
+    <w:lvl w:ilvl="4">
+      <w:start w:val="1"/>
+      <w:numFmt w:val="decimal"/>
+      <w:suff w:val="space"/>
+      <w:lvlText w:val="%5."/>
+      <w:lvlJc w:val="start"/>
+      <w:pPr>
+        <w:tabs>
+          <w:tab w:val="num" w:pos="0"/>
+        </w:tabs>
+        <w:ind w:start="2342" w:hanging="397"/>
+      </w:pPr>
+      <w:rPr/>
+    </w:lvl>
+    <w:lvl w:ilvl="5">
+      <w:start w:val="1"/>
+      <w:numFmt w:val="decimal"/>
+      <w:suff w:val="space"/>
+      <w:lvlText w:val="%6."/>
+      <w:lvlJc w:val="start"/>
+      <w:pPr>
+        <w:tabs>
+          <w:tab w:val="num" w:pos="0"/>
+        </w:tabs>
+        <w:ind w:start="2738" w:hanging="397"/>
+      </w:pPr>
+      <w:rPr/>
+    </w:lvl>
+    <w:lvl w:ilvl="6">
+      <w:start w:val="1"/>
+      <w:numFmt w:val="decimal"/>
+      <w:suff w:val="space"/>
+      <w:lvlText w:val="%7."/>
+      <w:lvlJc w:val="start"/>
+      <w:pPr>
+        <w:tabs>
+          <w:tab w:val="num" w:pos="0"/>
+        </w:tabs>
+        <w:ind w:start="3135" w:hanging="397"/>
+      </w:pPr>
+      <w:rPr/>
+    </w:lvl>
+    <w:lvl w:ilvl="7">
+      <w:start w:val="1"/>
+      <w:numFmt w:val="decimal"/>
+      <w:suff w:val="space"/>
+      <w:lvlText w:val="%8."/>
+      <w:lvlJc w:val="start"/>
+      <w:pPr>
+        <w:tabs>
+          <w:tab w:val="num" w:pos="0"/>
+        </w:tabs>
+        <w:ind w:start="3532" w:hanging="397"/>
+      </w:pPr>
+      <w:rPr/>
+    </w:lvl>
+    <w:lvl w:ilvl="8">
+      <w:start w:val="1"/>
+      <w:numFmt w:val="decimal"/>
+      <w:suff w:val="space"/>
+      <w:lvlText w:val="%9."/>
+      <w:lvlJc w:val="start"/>
+      <w:pPr>
+        <w:tabs>
+          <w:tab w:val="num" w:pos="0"/>
+        </w:tabs>
+        <w:ind w:start="3929" w:hanging="397"/>
+      </w:pPr>
+      <w:rPr/>
+    </w:lvl>
+  </w:abstractNum>
+  <w:abstractNum w:abstractNumId="6">
+    <w:lvl w:ilvl="0">
+      <w:start w:val="1"/>
+      <w:numFmt w:val="decimal"/>
+      <w:lvlText w:val="%1."/>
+      <w:lvlJc w:val="start"/>
+      <w:pPr>
+        <w:tabs>
+          <w:tab w:val="num" w:pos="0"/>
+        </w:tabs>
+        <w:ind w:start="446" w:hanging="446"/>
+      </w:pPr>
+      <w:rPr/>
+    </w:lvl>
+    <w:lvl w:ilvl="1">
+      <w:start w:val="1"/>
+      <w:numFmt w:val="decimal"/>
+      <w:suff w:val="space"/>
+      <w:lvlText w:val="%2."/>
+      <w:lvlJc w:val="start"/>
+      <w:pPr>
+        <w:tabs>
+          <w:tab w:val="num" w:pos="0"/>
+        </w:tabs>
+        <w:ind w:start="1151" w:hanging="397"/>
+      </w:pPr>
+      <w:rPr/>
     </w:lvl>
     <w:lvl w:ilvl="2">
       <w:start w:val="1"/>
@@ -2484,24 +2789,36 @@
     <w:abstractNumId w:val="2"/>
   </w:num>
   <w:num w:numId="3">
+    <w:abstractNumId w:val="3"/>
+  </w:num>
+  <w:num w:numId="4">
+    <w:abstractNumId w:val="4"/>
+  </w:num>
+  <w:num w:numId="5">
+    <w:abstractNumId w:val="5"/>
+  </w:num>
+  <w:num w:numId="6">
+    <w:abstractNumId w:val="6"/>
+  </w:num>
+  <w:num w:numId="7">
     <w:abstractNumId w:val="2"/>
     <w:lvlOverride w:ilvl="0">
       <w:startOverride w:val="1"/>
     </w:lvlOverride>
   </w:num>
-  <w:num w:numId="4">
+  <w:num w:numId="8">
     <w:abstractNumId w:val="2"/>
     <w:lvlOverride w:ilvl="0">
       <w:startOverride w:val="1"/>
     </w:lvlOverride>
   </w:num>
-  <w:num w:numId="5">
+  <w:num w:numId="9">
     <w:abstractNumId w:val="2"/>
     <w:lvlOverride w:ilvl="0">
       <w:startOverride w:val="1"/>
     </w:lvlOverride>
   </w:num>
-  <w:num w:numId="6">
+  <w:num w:numId="10">
     <w:abstractNumId w:val="2"/>
     <w:lvlOverride w:ilvl="0">
       <w:startOverride w:val="1"/>
@@ -2524,7 +2841,6 @@
     </w:rPrDefault>
     <w:pPrDefault>
       <w:pPr>
-        <w:widowControl/>
         <w:suppressAutoHyphens w:val="true"/>
       </w:pPr>
     </w:pPrDefault>
@@ -2534,10 +2850,11 @@
     <w:qFormat/>
     <w:pPr>
       <w:widowControl/>
-      <w:kinsoku w:val="true"/>
-      <w:overflowPunct w:val="true"/>
-      <w:autoSpaceDE w:val="true"/>
+      <w:suppressAutoHyphens w:val="true"/>
+      <w:overflowPunct w:val="false"/>
       <w:bidi w:val="0"/>
+      <w:spacing w:before="0" w:after="0"/>
+      <w:jc w:val="start"/>
     </w:pPr>
     <w:rPr>
       <w:rFonts w:ascii="Courier Prime" w:hAnsi="Courier Prime" w:eastAsia="NSimSun" w:cs="Lucida Sans"/>

--- a/example-scripts/ames-guide/ames-guide.docx
+++ b/example-scripts/ames-guide/ames-guide.docx
@@ -1118,15 +1118,7 @@
       </w:pPr>
       <w:r>
         <w:rPr/>
-        <w:t xml:space="preserve">March </w:t>
-      </w:r>
-      <w:r>
-        <w:rPr/>
-        <w:t>H</w:t>
-      </w:r>
-      <w:r>
-        <w:rPr/>
-        <w:t>are</w:t>
+        <w:t>March Hare</w:t>
       </w:r>
     </w:p>
     <w:p>
@@ -1194,15 +1186,7 @@
       </w:pPr>
       <w:r>
         <w:rPr/>
-        <w:t xml:space="preserve">March </w:t>
-      </w:r>
-      <w:r>
-        <w:rPr/>
-        <w:t>H</w:t>
-      </w:r>
-      <w:r>
-        <w:rPr/>
-        <w:t>are</w:t>
+        <w:t>March Hare</w:t>
       </w:r>
     </w:p>
     <w:p>
@@ -1423,7 +1407,11 @@
       </w:pPr>
       <w:r>
         <w:rPr/>
-        <w:t>(L)</w:t>
+        <w:t xml:space="preserve">(L) – </w:t>
+      </w:r>
+      <w:r>
+        <w:rPr/>
+        <w:t>5 Panels</w:t>
       </w:r>
     </w:p>
     <w:p>
@@ -2851,7 +2839,7 @@
     <w:pPr>
       <w:widowControl/>
       <w:suppressAutoHyphens w:val="true"/>
-      <w:overflowPunct w:val="false"/>
+      <w:overflowPunct w:val="true"/>
       <w:bidi w:val="0"/>
       <w:spacing w:before="0" w:after="0"/>
       <w:jc w:val="start"/>

--- a/example-scripts/ames-guide/ames-guide.docx
+++ b/example-scripts/ames-guide/ames-guide.docx
@@ -725,7 +725,15 @@
       </w:pPr>
       <w:r>
         <w:rPr/>
-        <w:t xml:space="preserve">It’s laid for a </w:t>
+        <w:t>—</w:t>
+      </w:r>
+      <w:r>
+        <w:rPr/>
+        <w:t>i</w:t>
+      </w:r>
+      <w:r>
+        <w:rPr/>
+        <w:t xml:space="preserve">t’s laid for a </w:t>
       </w:r>
       <w:r>
         <w:rPr>
@@ -747,7 +755,7 @@
           <w:i/>
           <w:iCs/>
         </w:rPr>
-        <w:t>three—</w:t>
+        <w:t>three!!</w:t>
       </w:r>
     </w:p>
     <w:p>
@@ -1407,11 +1415,7 @@
       </w:pPr>
       <w:r>
         <w:rPr/>
-        <w:t xml:space="preserve">(L) – </w:t>
-      </w:r>
-      <w:r>
-        <w:rPr/>
-        <w:t>5 Panels</w:t>
+        <w:t>(L) – 5 Panels</w:t>
       </w:r>
     </w:p>
     <w:p>
@@ -2839,7 +2843,7 @@
     <w:pPr>
       <w:widowControl/>
       <w:suppressAutoHyphens w:val="true"/>
-      <w:overflowPunct w:val="true"/>
+      <w:overflowPunct w:val="false"/>
       <w:bidi w:val="0"/>
       <w:spacing w:before="0" w:after="0"/>
       <w:jc w:val="start"/>

--- a/example-scripts/ames-guide/ames-guide.docx
+++ b/example-scripts/ames-guide/ames-guide.docx
@@ -93,7 +93,15 @@
       </w:pPr>
       <w:r>
         <w:rPr/>
-        <w:t>(L) - 4 Panels</w:t>
+        <w:t>(</w:t>
+      </w:r>
+      <w:r>
+        <w:rPr/>
+        <w:t>R</w:t>
+      </w:r>
+      <w:r>
+        <w:rPr/>
+        <w:t>) - 4 Panels</w:t>
       </w:r>
     </w:p>
     <w:p>
@@ -322,7 +330,15 @@
       </w:pPr>
       <w:r>
         <w:rPr/>
-        <w:t>(R) – 5 Panels</w:t>
+        <w:t>(</w:t>
+      </w:r>
+      <w:r>
+        <w:rPr/>
+        <w:t>L</w:t>
+      </w:r>
+      <w:r>
+        <w:rPr/>
+        <w:t>) – 5 Panels</w:t>
       </w:r>
     </w:p>
     <w:p>
@@ -655,7 +671,15 @@
       </w:pPr>
       <w:r>
         <w:rPr/>
-        <w:t>(L) – 6 Panels</w:t>
+        <w:t>(</w:t>
+      </w:r>
+      <w:r>
+        <w:rPr/>
+        <w:t>R</w:t>
+      </w:r>
+      <w:r>
+        <w:rPr/>
+        <w:t>) – 6 Panels</w:t>
       </w:r>
     </w:p>
     <w:p>
@@ -729,11 +753,7 @@
       </w:r>
       <w:r>
         <w:rPr/>
-        <w:t>i</w:t>
-      </w:r>
-      <w:r>
-        <w:rPr/>
-        <w:t xml:space="preserve">t’s laid for a </w:t>
+        <w:t xml:space="preserve">it’s laid for a </w:t>
       </w:r>
       <w:r>
         <w:rPr>
@@ -976,7 +996,15 @@
       </w:pPr>
       <w:r>
         <w:rPr/>
-        <w:t>(R) - 4 Panels</w:t>
+        <w:t>(</w:t>
+      </w:r>
+      <w:r>
+        <w:rPr/>
+        <w:t>L</w:t>
+      </w:r>
+      <w:r>
+        <w:rPr/>
+        <w:t>) - 4 Panels</w:t>
       </w:r>
     </w:p>
     <w:p>
@@ -1415,7 +1443,15 @@
       </w:pPr>
       <w:r>
         <w:rPr/>
-        <w:t>(L) – 5 Panels</w:t>
+        <w:t>(</w:t>
+      </w:r>
+      <w:r>
+        <w:rPr/>
+        <w:t>R</w:t>
+      </w:r>
+      <w:r>
+        <w:rPr/>
+        <w:t>) – 5 Panels</w:t>
       </w:r>
     </w:p>
     <w:p>
@@ -1520,16 +1556,7 @@
           <w:i/>
           <w:iCs/>
         </w:rPr>
-        <w:t>eat</w:t>
-      </w:r>
-      <w:r>
-        <w:rPr>
-          <w:b w:val="false"/>
-          <w:bCs w:val="false"/>
-          <w:i w:val="false"/>
-          <w:iCs w:val="false"/>
-        </w:rPr>
-        <w:t>”—</w:t>
+        <w:t>eat—”</w:t>
       </w:r>
     </w:p>
     <w:p>
@@ -2843,7 +2870,7 @@
     <w:pPr>
       <w:widowControl/>
       <w:suppressAutoHyphens w:val="true"/>
-      <w:overflowPunct w:val="false"/>
+      <w:overflowPunct w:val="true"/>
       <w:bidi w:val="0"/>
       <w:spacing w:before="0" w:after="0"/>
       <w:jc w:val="start"/>
